--- a/assets/templates/Согласние на ОПД ОПО.docx
+++ b/assets/templates/Согласние на ОПД ОПО.docx
@@ -7,7 +7,7 @@
         <w:pStyle w:val="Normal"/>
         <w:shd w:val="clear" w:color="auto" w:fill="FFFFFF"/>
         <w:spacing w:lineRule="exact" w:line="226"/>
-        <w:ind w:firstLine="341" w:start="5"/>
+        <w:ind w:firstLine="341" w:left="5"/>
         <w:jc w:val="both"/>
         <w:rPr>
           <w:sz w:val="22"/>
@@ -26,7 +26,7 @@
         <w:pStyle w:val="Normal"/>
         <w:shd w:val="clear" w:color="auto" w:fill="FFFFFF"/>
         <w:spacing w:lineRule="exact" w:line="254"/>
-        <w:ind w:hanging="621" w:start="3173" w:end="3206"/>
+        <w:ind w:hanging="621" w:left="3173" w:right="3206"/>
         <w:jc w:val="center"/>
         <w:rPr>
           <w:b/>
@@ -48,22 +48,22 @@
     <w:tbl>
       <w:tblPr>
         <w:tblW w:w="10625" w:type="dxa"/>
-        <w:jc w:val="start"/>
+        <w:jc w:val="left"/>
         <w:tblInd w:w="0" w:type="dxa"/>
         <w:tblLayout w:type="fixed"/>
         <w:tblCellMar>
           <w:top w:w="0" w:type="dxa"/>
-          <w:start w:w="0" w:type="dxa"/>
+          <w:left w:w="0" w:type="dxa"/>
           <w:bottom w:w="0" w:type="dxa"/>
-          <w:end w:w="0" w:type="dxa"/>
+          <w:right w:w="0" w:type="dxa"/>
         </w:tblCellMar>
       </w:tblPr>
       <w:tblGrid>
-        <w:gridCol w:w="1710"/>
-        <w:gridCol w:w="365"/>
+        <w:gridCol w:w="1709"/>
+        <w:gridCol w:w="366"/>
         <w:gridCol w:w="1075"/>
-        <w:gridCol w:w="2335"/>
-        <w:gridCol w:w="5140"/>
+        <w:gridCol w:w="2334"/>
+        <w:gridCol w:w="5141"/>
       </w:tblGrid>
       <w:tr>
         <w:trPr/>
@@ -79,7 +79,7 @@
               <w:pStyle w:val="Normal"/>
               <w:shd w:val="clear" w:color="auto" w:fill="FFFFFF"/>
               <w:spacing w:lineRule="exact" w:line="254"/>
-              <w:ind w:end="-143"/>
+              <w:ind w:right="-143"/>
               <w:rPr>
                 <w:sz w:val="20"/>
                 <w:szCs w:val="20"/>
@@ -103,9 +103,9 @@
             </w:tcBorders>
             <w:tcMar>
               <w:top w:w="55" w:type="dxa"/>
-              <w:start w:w="55" w:type="dxa"/>
+              <w:left w:w="55" w:type="dxa"/>
               <w:bottom w:w="55" w:type="dxa"/>
-              <w:end w:w="55" w:type="dxa"/>
+              <w:right w:w="55" w:type="dxa"/>
             </w:tcMar>
             <w:vAlign w:val="center"/>
           </w:tcPr>
@@ -114,7 +114,7 @@
               <w:pStyle w:val="Normal"/>
               <w:shd w:val="clear" w:color="auto" w:fill="FFFFFF"/>
               <w:spacing w:lineRule="exact" w:line="254"/>
-              <w:ind w:end="-143"/>
+              <w:ind w:right="-143"/>
               <w:rPr>
                 <w:b w:val="false"/>
                 <w:bCs w:val="false"/>
@@ -138,7 +138,7 @@
         <w:trPr/>
         <w:tc>
           <w:tcPr>
-            <w:tcW w:w="5485" w:type="dxa"/>
+            <w:tcW w:w="5484" w:type="dxa"/>
             <w:gridSpan w:val="4"/>
             <w:tcBorders/>
           </w:tcPr>
@@ -147,7 +147,7 @@
               <w:pStyle w:val="Normal"/>
               <w:shd w:val="clear" w:color="auto" w:fill="FFFFFF"/>
               <w:spacing w:lineRule="exact" w:line="254"/>
-              <w:ind w:end="-143"/>
+              <w:ind w:right="-143"/>
               <w:rPr>
                 <w:u w:val="none"/>
               </w:rPr>
@@ -164,15 +164,15 @@
         </w:tc>
         <w:tc>
           <w:tcPr>
-            <w:tcW w:w="5140" w:type="dxa"/>
+            <w:tcW w:w="5141" w:type="dxa"/>
             <w:tcBorders>
               <w:bottom w:val="single" w:sz="4" w:space="0" w:color="000000"/>
             </w:tcBorders>
             <w:tcMar>
               <w:top w:w="55" w:type="dxa"/>
-              <w:start w:w="55" w:type="dxa"/>
+              <w:left w:w="55" w:type="dxa"/>
               <w:bottom w:w="55" w:type="dxa"/>
-              <w:end w:w="55" w:type="dxa"/>
+              <w:right w:w="55" w:type="dxa"/>
             </w:tcMar>
           </w:tcPr>
           <w:p>
@@ -180,7 +180,7 @@
               <w:pStyle w:val="Normal"/>
               <w:shd w:val="clear" w:color="auto" w:fill="FFFFFF"/>
               <w:spacing w:lineRule="exact" w:line="254"/>
-              <w:ind w:end="-143"/>
+              <w:ind w:right="-143"/>
               <w:rPr>
                 <w:u w:val="none"/>
               </w:rPr>
@@ -202,7 +202,7 @@
         </w:trPr>
         <w:tc>
           <w:tcPr>
-            <w:tcW w:w="1710" w:type="dxa"/>
+            <w:tcW w:w="1709" w:type="dxa"/>
             <w:tcBorders/>
           </w:tcPr>
           <w:p>
@@ -210,7 +210,7 @@
               <w:pStyle w:val="Normal"/>
               <w:shd w:val="clear" w:color="auto" w:fill="FFFFFF"/>
               <w:spacing w:lineRule="exact" w:line="254"/>
-              <w:ind w:end="-143"/>
+              <w:ind w:right="-143"/>
               <w:rPr>
                 <w:sz w:val="20"/>
                 <w:szCs w:val="20"/>
@@ -227,16 +227,16 @@
         </w:tc>
         <w:tc>
           <w:tcPr>
-            <w:tcW w:w="8915" w:type="dxa"/>
+            <w:tcW w:w="8916" w:type="dxa"/>
             <w:gridSpan w:val="4"/>
             <w:tcBorders>
               <w:bottom w:val="single" w:sz="4" w:space="0" w:color="000000"/>
             </w:tcBorders>
             <w:tcMar>
               <w:top w:w="55" w:type="dxa"/>
-              <w:start w:w="55" w:type="dxa"/>
+              <w:left w:w="55" w:type="dxa"/>
               <w:bottom w:w="55" w:type="dxa"/>
-              <w:end w:w="55" w:type="dxa"/>
+              <w:right w:w="55" w:type="dxa"/>
             </w:tcMar>
           </w:tcPr>
           <w:p>
@@ -244,7 +244,7 @@
               <w:pStyle w:val="Normal"/>
               <w:shd w:val="clear" w:color="auto" w:fill="FFFFFF"/>
               <w:spacing w:lineRule="exact" w:line="254"/>
-              <w:ind w:end="-143"/>
+              <w:ind w:right="-143"/>
               <w:rPr>
                 <w:u w:val="none"/>
               </w:rPr>
@@ -275,7 +275,7 @@
               <w:pStyle w:val="Normal"/>
               <w:shd w:val="clear" w:color="auto" w:fill="FFFFFF"/>
               <w:spacing w:lineRule="exact" w:line="254"/>
-              <w:ind w:end="-143"/>
+              <w:ind w:right="-143"/>
               <w:rPr>
                 <w:sz w:val="20"/>
                 <w:szCs w:val="20"/>
@@ -299,9 +299,9 @@
             </w:tcBorders>
             <w:tcMar>
               <w:top w:w="55" w:type="dxa"/>
-              <w:start w:w="55" w:type="dxa"/>
+              <w:left w:w="55" w:type="dxa"/>
               <w:bottom w:w="55" w:type="dxa"/>
-              <w:end w:w="55" w:type="dxa"/>
+              <w:right w:w="55" w:type="dxa"/>
             </w:tcMar>
             <w:vAlign w:val="center"/>
           </w:tcPr>
@@ -332,7 +332,7 @@
       <w:pPr>
         <w:pStyle w:val="Normal"/>
         <w:bidi w:val="0"/>
-        <w:jc w:val="start"/>
+        <w:jc w:val="left"/>
         <w:rPr>
           <w:rFonts w:ascii="Times New Roman" w:hAnsi="Times New Roman"/>
           <w:b w:val="false"/>
@@ -384,7 +384,7 @@
         <w:pStyle w:val="Normal"/>
         <w:shd w:val="clear" w:color="auto" w:fill="FFFFFF"/>
         <w:spacing w:lineRule="exact" w:line="245"/>
-        <w:ind w:firstLine="720" w:end="14"/>
+        <w:ind w:firstLine="720" w:right="14"/>
         <w:jc w:val="both"/>
         <w:rPr>
           <w:sz w:val="22"/>
@@ -404,7 +404,7 @@
         <w:pStyle w:val="Normal"/>
         <w:shd w:val="clear" w:color="auto" w:fill="FFFFFF"/>
         <w:spacing w:lineRule="exact" w:line="245"/>
-        <w:ind w:firstLine="720" w:start="10"/>
+        <w:ind w:firstLine="720" w:left="10"/>
         <w:rPr>
           <w:sz w:val="22"/>
           <w:szCs w:val="22"/>
@@ -423,7 +423,7 @@
         <w:pStyle w:val="Normal"/>
         <w:shd w:val="clear" w:color="auto" w:fill="FFFFFF"/>
         <w:spacing w:lineRule="exact" w:line="245"/>
-        <w:ind w:firstLine="720" w:start="10"/>
+        <w:ind w:firstLine="720" w:left="10"/>
         <w:rPr>
           <w:sz w:val="22"/>
           <w:szCs w:val="22"/>
@@ -442,7 +442,7 @@
         <w:pStyle w:val="Normal"/>
         <w:shd w:val="clear" w:color="auto" w:fill="FFFFFF"/>
         <w:spacing w:lineRule="exact" w:line="245"/>
-        <w:ind w:firstLine="720" w:start="10"/>
+        <w:ind w:firstLine="720" w:left="10"/>
         <w:rPr>
           <w:sz w:val="22"/>
           <w:szCs w:val="22"/>
@@ -459,20 +459,20 @@
       <w:tblPr>
         <w:tblStyle w:val="a3"/>
         <w:tblW w:w="10165" w:type="dxa"/>
-        <w:jc w:val="start"/>
+        <w:jc w:val="left"/>
         <w:tblInd w:w="14" w:type="dxa"/>
         <w:tblLayout w:type="fixed"/>
         <w:tblCellMar>
           <w:top w:w="0" w:type="dxa"/>
-          <w:start w:w="0" w:type="dxa"/>
+          <w:left w:w="0" w:type="dxa"/>
           <w:bottom w:w="0" w:type="dxa"/>
-          <w:end w:w="0" w:type="dxa"/>
+          <w:right w:w="0" w:type="dxa"/>
         </w:tblCellMar>
-        <w:tblLook w:val="01e0" w:noHBand="0" w:noVBand="0" w:firstColumn="1" w:lastRow="1" w:lastColumn="1" w:firstRow="1"/>
+        <w:tblLook w:noHBand="0" w:noVBand="0" w:firstColumn="1" w:lastRow="1" w:lastColumn="1" w:firstRow="1" w:val="01e0"/>
       </w:tblPr>
       <w:tblGrid>
-        <w:gridCol w:w="10084"/>
-        <w:gridCol w:w="81"/>
+        <w:gridCol w:w="10083"/>
+        <w:gridCol w:w="82"/>
       </w:tblGrid>
       <w:tr>
         <w:trPr>
@@ -480,11 +480,11 @@
         </w:trPr>
         <w:tc>
           <w:tcPr>
-            <w:tcW w:w="10084" w:type="dxa"/>
+            <w:tcW w:w="10083" w:type="dxa"/>
             <w:tcBorders>
               <w:top w:val="nil"/>
-              <w:start w:val="nil"/>
-              <w:end w:val="nil"/>
+              <w:left w:val="nil"/>
+              <w:right w:val="nil"/>
             </w:tcBorders>
             <w:vAlign w:val="bottom"/>
           </w:tcPr>
@@ -515,22 +515,22 @@
         </w:tc>
         <w:tc>
           <w:tcPr>
-            <w:tcW w:w="81" w:type="dxa"/>
+            <w:tcW w:w="82" w:type="dxa"/>
             <w:tcBorders>
               <w:top w:val="nil"/>
-              <w:start w:val="nil"/>
+              <w:left w:val="nil"/>
               <w:bottom w:val="nil"/>
-              <w:end w:val="nil"/>
-            </w:tcBorders>
-            <w:vAlign w:val="bottom"/>
-          </w:tcPr>
-          <w:p>
-            <w:pPr>
-              <w:pStyle w:val="Normal"/>
-              <w:widowControl/>
-              <w:suppressAutoHyphens w:val="true"/>
-              <w:spacing w:before="0" w:after="0"/>
-              <w:jc w:val="end"/>
+              <w:right w:val="nil"/>
+            </w:tcBorders>
+            <w:vAlign w:val="bottom"/>
+          </w:tcPr>
+          <w:p>
+            <w:pPr>
+              <w:pStyle w:val="Normal"/>
+              <w:widowControl/>
+              <w:suppressAutoHyphens w:val="true"/>
+              <w:spacing w:before="0" w:after="0"/>
+              <w:jc w:val="right"/>
               <w:rPr>
                 <w:sz w:val="22"/>
                 <w:szCs w:val="22"/>
@@ -552,11 +552,11 @@
         <w:trPr/>
         <w:tc>
           <w:tcPr>
-            <w:tcW w:w="10084" w:type="dxa"/>
-            <w:tcBorders>
-              <w:start w:val="nil"/>
+            <w:tcW w:w="10083" w:type="dxa"/>
+            <w:tcBorders>
+              <w:left w:val="nil"/>
               <w:bottom w:val="nil"/>
-              <w:end w:val="nil"/>
+              <w:right w:val="nil"/>
             </w:tcBorders>
             <w:vAlign w:val="bottom"/>
           </w:tcPr>
@@ -585,12 +585,12 @@
         </w:tc>
         <w:tc>
           <w:tcPr>
-            <w:tcW w:w="81" w:type="dxa"/>
+            <w:tcW w:w="82" w:type="dxa"/>
             <w:tcBorders>
               <w:top w:val="nil"/>
-              <w:start w:val="nil"/>
+              <w:left w:val="nil"/>
               <w:bottom w:val="nil"/>
-              <w:end w:val="nil"/>
+              <w:right w:val="nil"/>
             </w:tcBorders>
             <w:vAlign w:val="bottom"/>
           </w:tcPr>
@@ -635,21 +635,21 @@
       <w:tblPr>
         <w:tblStyle w:val="a3"/>
         <w:tblW w:w="10191" w:type="dxa"/>
-        <w:jc w:val="start"/>
+        <w:jc w:val="left"/>
         <w:tblInd w:w="14" w:type="dxa"/>
         <w:tblLayout w:type="fixed"/>
         <w:tblCellMar>
           <w:top w:w="0" w:type="dxa"/>
-          <w:start w:w="0" w:type="dxa"/>
+          <w:left w:w="0" w:type="dxa"/>
           <w:bottom w:w="0" w:type="dxa"/>
-          <w:end w:w="0" w:type="dxa"/>
+          <w:right w:w="0" w:type="dxa"/>
         </w:tblCellMar>
-        <w:tblLook w:val="01e0" w:noHBand="0" w:noVBand="0" w:firstColumn="1" w:lastRow="1" w:lastColumn="1" w:firstRow="1"/>
+        <w:tblLook w:noHBand="0" w:noVBand="0" w:firstColumn="1" w:lastRow="1" w:lastColumn="1" w:firstRow="1" w:val="01e0"/>
       </w:tblPr>
       <w:tblGrid>
-        <w:gridCol w:w="2544"/>
+        <w:gridCol w:w="2543"/>
         <w:gridCol w:w="225"/>
-        <w:gridCol w:w="7422"/>
+        <w:gridCol w:w="7423"/>
       </w:tblGrid>
       <w:tr>
         <w:trPr>
@@ -657,11 +657,11 @@
         </w:trPr>
         <w:tc>
           <w:tcPr>
-            <w:tcW w:w="2544" w:type="dxa"/>
+            <w:tcW w:w="2543" w:type="dxa"/>
             <w:tcBorders>
               <w:top w:val="nil"/>
-              <w:start w:val="nil"/>
-              <w:end w:val="nil"/>
+              <w:left w:val="nil"/>
+              <w:right w:val="nil"/>
             </w:tcBorders>
             <w:vAlign w:val="bottom"/>
           </w:tcPr>
@@ -690,9 +690,9 @@
             <w:tcW w:w="225" w:type="dxa"/>
             <w:tcBorders>
               <w:top w:val="nil"/>
-              <w:start w:val="nil"/>
+              <w:left w:val="nil"/>
               <w:bottom w:val="nil"/>
-              <w:end w:val="nil"/>
+              <w:right w:val="nil"/>
             </w:tcBorders>
             <w:vAlign w:val="bottom"/>
           </w:tcPr>
@@ -718,11 +718,11 @@
         </w:tc>
         <w:tc>
           <w:tcPr>
-            <w:tcW w:w="7422" w:type="dxa"/>
+            <w:tcW w:w="7423" w:type="dxa"/>
             <w:tcBorders>
               <w:top w:val="nil"/>
-              <w:start w:val="nil"/>
-              <w:end w:val="nil"/>
+              <w:left w:val="nil"/>
+              <w:right w:val="nil"/>
             </w:tcBorders>
             <w:vAlign w:val="bottom"/>
           </w:tcPr>
@@ -756,11 +756,11 @@
         <w:trPr/>
         <w:tc>
           <w:tcPr>
-            <w:tcW w:w="2544" w:type="dxa"/>
-            <w:tcBorders>
-              <w:start w:val="nil"/>
+            <w:tcW w:w="2543" w:type="dxa"/>
+            <w:tcBorders>
+              <w:left w:val="nil"/>
               <w:bottom w:val="nil"/>
-              <w:end w:val="nil"/>
+              <w:right w:val="nil"/>
             </w:tcBorders>
             <w:vAlign w:val="bottom"/>
           </w:tcPr>
@@ -792,9 +792,9 @@
             <w:tcW w:w="225" w:type="dxa"/>
             <w:tcBorders>
               <w:top w:val="nil"/>
-              <w:start w:val="nil"/>
+              <w:left w:val="nil"/>
               <w:bottom w:val="nil"/>
-              <w:end w:val="nil"/>
+              <w:right w:val="nil"/>
             </w:tcBorders>
             <w:vAlign w:val="bottom"/>
           </w:tcPr>
@@ -820,11 +820,11 @@
         </w:tc>
         <w:tc>
           <w:tcPr>
-            <w:tcW w:w="7422" w:type="dxa"/>
-            <w:tcBorders>
-              <w:start w:val="nil"/>
+            <w:tcW w:w="7423" w:type="dxa"/>
+            <w:tcBorders>
+              <w:left w:val="nil"/>
               <w:bottom w:val="nil"/>
-              <w:end w:val="nil"/>
+              <w:right w:val="nil"/>
             </w:tcBorders>
             <w:vAlign w:val="bottom"/>
           </w:tcPr>
@@ -874,21 +874,21 @@
       <w:tblPr>
         <w:tblStyle w:val="a3"/>
         <w:tblW w:w="10191" w:type="dxa"/>
-        <w:jc w:val="start"/>
+        <w:jc w:val="left"/>
         <w:tblInd w:w="14" w:type="dxa"/>
         <w:tblLayout w:type="fixed"/>
         <w:tblCellMar>
           <w:top w:w="0" w:type="dxa"/>
-          <w:start w:w="0" w:type="dxa"/>
+          <w:left w:w="0" w:type="dxa"/>
           <w:bottom w:w="0" w:type="dxa"/>
-          <w:end w:w="0" w:type="dxa"/>
+          <w:right w:w="0" w:type="dxa"/>
         </w:tblCellMar>
-        <w:tblLook w:val="01e0" w:noHBand="0" w:noVBand="0" w:firstColumn="1" w:lastRow="1" w:lastColumn="1" w:firstRow="1"/>
+        <w:tblLook w:noHBand="0" w:noVBand="0" w:firstColumn="1" w:lastRow="1" w:lastColumn="1" w:firstRow="1" w:val="01e0"/>
       </w:tblPr>
       <w:tblGrid>
-        <w:gridCol w:w="2544"/>
+        <w:gridCol w:w="2543"/>
         <w:gridCol w:w="225"/>
-        <w:gridCol w:w="7422"/>
+        <w:gridCol w:w="7423"/>
       </w:tblGrid>
       <w:tr>
         <w:trPr>
@@ -896,11 +896,11 @@
         </w:trPr>
         <w:tc>
           <w:tcPr>
-            <w:tcW w:w="2544" w:type="dxa"/>
+            <w:tcW w:w="2543" w:type="dxa"/>
             <w:tcBorders>
               <w:top w:val="nil"/>
-              <w:start w:val="nil"/>
-              <w:end w:val="nil"/>
+              <w:left w:val="nil"/>
+              <w:right w:val="nil"/>
             </w:tcBorders>
             <w:vAlign w:val="bottom"/>
           </w:tcPr>
@@ -929,9 +929,9 @@
             <w:tcW w:w="225" w:type="dxa"/>
             <w:tcBorders>
               <w:top w:val="nil"/>
-              <w:start w:val="nil"/>
+              <w:left w:val="nil"/>
               <w:bottom w:val="nil"/>
-              <w:end w:val="nil"/>
+              <w:right w:val="nil"/>
             </w:tcBorders>
             <w:vAlign w:val="bottom"/>
           </w:tcPr>
@@ -957,11 +957,11 @@
         </w:tc>
         <w:tc>
           <w:tcPr>
-            <w:tcW w:w="7422" w:type="dxa"/>
+            <w:tcW w:w="7423" w:type="dxa"/>
             <w:tcBorders>
               <w:top w:val="nil"/>
-              <w:start w:val="nil"/>
-              <w:end w:val="nil"/>
+              <w:left w:val="nil"/>
+              <w:right w:val="nil"/>
             </w:tcBorders>
             <w:vAlign w:val="bottom"/>
           </w:tcPr>
@@ -990,11 +990,11 @@
         <w:trPr/>
         <w:tc>
           <w:tcPr>
-            <w:tcW w:w="2544" w:type="dxa"/>
-            <w:tcBorders>
-              <w:start w:val="nil"/>
+            <w:tcW w:w="2543" w:type="dxa"/>
+            <w:tcBorders>
+              <w:left w:val="nil"/>
               <w:bottom w:val="nil"/>
-              <w:end w:val="nil"/>
+              <w:right w:val="nil"/>
             </w:tcBorders>
             <w:vAlign w:val="bottom"/>
           </w:tcPr>
@@ -1026,9 +1026,9 @@
             <w:tcW w:w="225" w:type="dxa"/>
             <w:tcBorders>
               <w:top w:val="nil"/>
-              <w:start w:val="nil"/>
+              <w:left w:val="nil"/>
               <w:bottom w:val="nil"/>
-              <w:end w:val="nil"/>
+              <w:right w:val="nil"/>
             </w:tcBorders>
             <w:vAlign w:val="bottom"/>
           </w:tcPr>
@@ -1054,11 +1054,11 @@
         </w:tc>
         <w:tc>
           <w:tcPr>
-            <w:tcW w:w="7422" w:type="dxa"/>
-            <w:tcBorders>
-              <w:start w:val="nil"/>
+            <w:tcW w:w="7423" w:type="dxa"/>
+            <w:tcBorders>
+              <w:left w:val="nil"/>
               <w:bottom w:val="nil"/>
-              <w:end w:val="nil"/>
+              <w:right w:val="nil"/>
             </w:tcBorders>
             <w:vAlign w:val="bottom"/>
           </w:tcPr>
@@ -1108,16 +1108,16 @@
       <w:tblPr>
         <w:tblStyle w:val="a3"/>
         <w:tblW w:w="7565" w:type="dxa"/>
-        <w:jc w:val="start"/>
+        <w:jc w:val="left"/>
         <w:tblInd w:w="14" w:type="dxa"/>
         <w:tblLayout w:type="fixed"/>
         <w:tblCellMar>
           <w:top w:w="0" w:type="dxa"/>
-          <w:start w:w="0" w:type="dxa"/>
+          <w:left w:w="0" w:type="dxa"/>
           <w:bottom w:w="0" w:type="dxa"/>
-          <w:end w:w="0" w:type="dxa"/>
+          <w:right w:w="0" w:type="dxa"/>
         </w:tblCellMar>
-        <w:tblLook w:val="01e0" w:noHBand="0" w:noVBand="0" w:firstColumn="1" w:lastRow="1" w:lastColumn="1" w:firstRow="1"/>
+        <w:tblLook w:noHBand="0" w:noVBand="0" w:firstColumn="1" w:lastRow="1" w:lastColumn="1" w:firstRow="1" w:val="01e0"/>
       </w:tblPr>
       <w:tblGrid>
         <w:gridCol w:w="276"/>
@@ -1135,19 +1135,19 @@
             <w:tcW w:w="276" w:type="dxa"/>
             <w:tcBorders>
               <w:top w:val="nil"/>
-              <w:start w:val="nil"/>
+              <w:left w:val="nil"/>
               <w:bottom w:val="nil"/>
-              <w:end w:val="nil"/>
-            </w:tcBorders>
-            <w:vAlign w:val="bottom"/>
-          </w:tcPr>
-          <w:p>
-            <w:pPr>
-              <w:pStyle w:val="Normal"/>
-              <w:widowControl/>
-              <w:suppressAutoHyphens w:val="true"/>
-              <w:spacing w:before="0" w:after="0"/>
-              <w:jc w:val="end"/>
+              <w:right w:val="nil"/>
+            </w:tcBorders>
+            <w:vAlign w:val="bottom"/>
+          </w:tcPr>
+          <w:p>
+            <w:pPr>
+              <w:pStyle w:val="Normal"/>
+              <w:widowControl/>
+              <w:suppressAutoHyphens w:val="true"/>
+              <w:spacing w:before="0" w:after="0"/>
+              <w:jc w:val="right"/>
               <w:rPr>
                 <w:sz w:val="22"/>
                 <w:szCs w:val="22"/>
@@ -1166,15 +1166,15 @@
             <w:tcW w:w="770" w:type="dxa"/>
             <w:tcBorders>
               <w:top w:val="nil"/>
-              <w:start w:val="nil"/>
+              <w:left w:val="nil"/>
               <w:bottom w:val="nil"/>
-              <w:end w:val="nil"/>
+              <w:right w:val="nil"/>
             </w:tcBorders>
             <w:tcMar>
               <w:top w:w="55" w:type="dxa"/>
-              <w:start w:w="55" w:type="dxa"/>
+              <w:left w:w="55" w:type="dxa"/>
               <w:bottom w:w="55" w:type="dxa"/>
-              <w:end w:w="55" w:type="dxa"/>
+              <w:right w:w="55" w:type="dxa"/>
             </w:tcMar>
             <w:vAlign w:val="bottom"/>
           </w:tcPr>
@@ -1203,9 +1203,9 @@
             <w:tcW w:w="395" w:type="dxa"/>
             <w:tcBorders>
               <w:top w:val="nil"/>
-              <w:start w:val="nil"/>
+              <w:left w:val="nil"/>
               <w:bottom w:val="nil"/>
-              <w:end w:val="nil"/>
+              <w:right w:val="nil"/>
             </w:tcBorders>
             <w:vAlign w:val="bottom"/>
           </w:tcPr>
@@ -1234,8 +1234,8 @@
             <w:tcW w:w="4499" w:type="dxa"/>
             <w:tcBorders>
               <w:top w:val="nil"/>
-              <w:start w:val="nil"/>
-              <w:end w:val="nil"/>
+              <w:left w:val="nil"/>
+              <w:right w:val="nil"/>
             </w:tcBorders>
             <w:vAlign w:val="bottom"/>
           </w:tcPr>
@@ -1269,19 +1269,19 @@
             <w:tcW w:w="1625" w:type="dxa"/>
             <w:tcBorders>
               <w:top w:val="nil"/>
-              <w:start w:val="nil"/>
+              <w:left w:val="nil"/>
               <w:bottom w:val="nil"/>
-              <w:end w:val="nil"/>
-            </w:tcBorders>
-            <w:vAlign w:val="bottom"/>
-          </w:tcPr>
-          <w:p>
-            <w:pPr>
-              <w:pStyle w:val="Normal"/>
-              <w:widowControl/>
-              <w:suppressAutoHyphens w:val="true"/>
-              <w:spacing w:before="0" w:after="0"/>
-              <w:jc w:val="start"/>
+              <w:right w:val="nil"/>
+            </w:tcBorders>
+            <w:vAlign w:val="bottom"/>
+          </w:tcPr>
+          <w:p>
+            <w:pPr>
+              <w:pStyle w:val="Normal"/>
+              <w:widowControl/>
+              <w:suppressAutoHyphens w:val="true"/>
+              <w:spacing w:before="0" w:after="0"/>
+              <w:jc w:val="left"/>
               <w:rPr>
                 <w:sz w:val="22"/>
                 <w:szCs w:val="22"/>
@@ -1305,19 +1305,19 @@
             <w:tcW w:w="276" w:type="dxa"/>
             <w:tcBorders>
               <w:top w:val="nil"/>
-              <w:start w:val="nil"/>
+              <w:left w:val="nil"/>
               <w:bottom w:val="nil"/>
-              <w:end w:val="nil"/>
-            </w:tcBorders>
-            <w:vAlign w:val="bottom"/>
-          </w:tcPr>
-          <w:p>
-            <w:pPr>
-              <w:pStyle w:val="Normal"/>
-              <w:widowControl/>
-              <w:suppressAutoHyphens w:val="true"/>
-              <w:spacing w:before="0" w:after="0"/>
-              <w:jc w:val="end"/>
+              <w:right w:val="nil"/>
+            </w:tcBorders>
+            <w:vAlign w:val="bottom"/>
+          </w:tcPr>
+          <w:p>
+            <w:pPr>
+              <w:pStyle w:val="Normal"/>
+              <w:widowControl/>
+              <w:suppressAutoHyphens w:val="true"/>
+              <w:spacing w:before="0" w:after="0"/>
+              <w:jc w:val="right"/>
               <w:rPr>
                 <w:sz w:val="22"/>
                 <w:szCs w:val="22"/>
@@ -1336,15 +1336,15 @@
             <w:tcW w:w="770" w:type="dxa"/>
             <w:tcBorders>
               <w:top w:val="nil"/>
-              <w:start w:val="nil"/>
+              <w:left w:val="nil"/>
               <w:bottom w:val="nil"/>
-              <w:end w:val="nil"/>
+              <w:right w:val="nil"/>
             </w:tcBorders>
             <w:tcMar>
               <w:top w:w="55" w:type="dxa"/>
-              <w:start w:w="55" w:type="dxa"/>
+              <w:left w:w="55" w:type="dxa"/>
               <w:bottom w:w="55" w:type="dxa"/>
-              <w:end w:w="55" w:type="dxa"/>
+              <w:right w:w="55" w:type="dxa"/>
             </w:tcMar>
             <w:vAlign w:val="bottom"/>
           </w:tcPr>
@@ -1373,9 +1373,9 @@
             <w:tcW w:w="395" w:type="dxa"/>
             <w:tcBorders>
               <w:top w:val="nil"/>
-              <w:start w:val="nil"/>
+              <w:left w:val="nil"/>
               <w:bottom w:val="nil"/>
-              <w:end w:val="nil"/>
+              <w:right w:val="nil"/>
             </w:tcBorders>
             <w:vAlign w:val="bottom"/>
           </w:tcPr>
@@ -1403,9 +1403,9 @@
           <w:tcPr>
             <w:tcW w:w="4499" w:type="dxa"/>
             <w:tcBorders>
-              <w:start w:val="nil"/>
+              <w:left w:val="nil"/>
               <w:bottom w:val="nil"/>
-              <w:end w:val="nil"/>
+              <w:right w:val="nil"/>
             </w:tcBorders>
           </w:tcPr>
           <w:p>
@@ -1436,19 +1436,19 @@
             <w:tcW w:w="1625" w:type="dxa"/>
             <w:tcBorders>
               <w:top w:val="nil"/>
-              <w:start w:val="nil"/>
+              <w:left w:val="nil"/>
               <w:bottom w:val="nil"/>
-              <w:end w:val="nil"/>
-            </w:tcBorders>
-            <w:vAlign w:val="bottom"/>
-          </w:tcPr>
-          <w:p>
-            <w:pPr>
-              <w:pStyle w:val="Normal"/>
-              <w:widowControl/>
-              <w:suppressAutoHyphens w:val="true"/>
-              <w:spacing w:before="0" w:after="0"/>
-              <w:jc w:val="start"/>
+              <w:right w:val="nil"/>
+            </w:tcBorders>
+            <w:vAlign w:val="bottom"/>
+          </w:tcPr>
+          <w:p>
+            <w:pPr>
+              <w:pStyle w:val="Normal"/>
+              <w:widowControl/>
+              <w:suppressAutoHyphens w:val="true"/>
+              <w:spacing w:before="0" w:after="0"/>
+              <w:jc w:val="left"/>
               <w:rPr>
                 <w:sz w:val="22"/>
                 <w:szCs w:val="22"/>
@@ -1469,7 +1469,7 @@
         <w:pStyle w:val="Normal"/>
         <w:shd w:val="clear" w:color="auto" w:fill="FFFFFF"/>
         <w:spacing w:lineRule="exact" w:line="245"/>
-        <w:ind w:firstLine="720" w:start="10"/>
+        <w:ind w:firstLine="720" w:left="10"/>
         <w:rPr/>
       </w:pPr>
       <w:r>
@@ -1896,7 +1896,7 @@
       <w:suppressAutoHyphens w:val="true"/>
       <w:bidi w:val="0"/>
       <w:spacing w:lineRule="auto" w:line="240" w:before="0" w:after="0"/>
-      <w:jc w:val="start"/>
+      <w:jc w:val="left"/>
     </w:pPr>
     <w:rPr>
       <w:rFonts w:ascii="Times New Roman" w:hAnsi="Times New Roman" w:eastAsia="Times New Roman" w:cs="Times New Roman"/>
@@ -2059,37 +2059,37 @@
         <a:srgbClr val="000000"/>
       </a:dk1>
       <a:lt1>
-        <a:srgbClr val="ffffff"/>
+        <a:srgbClr val="FFFFFF"/>
       </a:lt1>
       <a:dk2>
-        <a:srgbClr val="44546a"/>
+        <a:srgbClr val="44546A"/>
       </a:dk2>
       <a:lt2>
-        <a:srgbClr val="e7e6e6"/>
+        <a:srgbClr val="E7E6E6"/>
       </a:lt2>
       <a:accent1>
-        <a:srgbClr val="5b9bd5"/>
+        <a:srgbClr val="5B9BD5"/>
       </a:accent1>
       <a:accent2>
-        <a:srgbClr val="ed7d31"/>
+        <a:srgbClr val="ED7D31"/>
       </a:accent2>
       <a:accent3>
-        <a:srgbClr val="a5a5a5"/>
+        <a:srgbClr val="A5A5A5"/>
       </a:accent3>
       <a:accent4>
-        <a:srgbClr val="ffc000"/>
+        <a:srgbClr val="FFC000"/>
       </a:accent4>
       <a:accent5>
-        <a:srgbClr val="4472c4"/>
+        <a:srgbClr val="4472C4"/>
       </a:accent5>
       <a:accent6>
-        <a:srgbClr val="70ad47"/>
+        <a:srgbClr val="70AD47"/>
       </a:accent6>
       <a:hlink>
-        <a:srgbClr val="0563c1"/>
+        <a:srgbClr val="0563C1"/>
       </a:hlink>
       <a:folHlink>
-        <a:srgbClr val="954f72"/>
+        <a:srgbClr val="954F72"/>
       </a:folHlink>
     </a:clrScheme>
     <a:fontScheme name="Стандартная">
